--- a/technical_protection_of_information/практики/1/2026/Документы/18. Уведомление об обработке персональных данных.docx
+++ b/technical_protection_of_information/практики/1/2026/Документы/18. Уведомление об обработке персональных данных.docx
@@ -189,7 +189,20 @@
           <w:i w:val="0"/>
           <w:sz w:val="28"/>
         </w:rPr>
-        <w:t>Сведения об ответственном за организацию обработки ПДн: Голованов Федор Артемович, тел.: +7 (863) 200-00-00, e-mail: lawyer@tekhnoschit.ru, адрес: 344000, г. Ростов-на-Дону, пр. Стачки, д. 25, офис 301.</w:t>
+        <w:t>Сведения об ответственном за организацию обработки ПДн: Голованов Федор Артемович, тел.: +7 (863) 200-00-00, e-mail: info@tekhnoschit.ru, адрес: 344000, г. Ростов-на-Дону, пр. Стачки, д. 25, офис 301.</w:t>
+      </w:r>
+    </w:p>
+    <w:p>
+      <w:pPr>
+        <w:jc w:val="left"/>
+      </w:pPr>
+      <w:r>
+        <w:rPr>
+          <w:b w:val="0"/>
+          <w:i w:val="0"/>
+          <w:sz w:val="28"/>
+        </w:rPr>
+        <w:t>Дата начала осуществления обработки персональных данных: 01.09.2026 г.</w:t>
       </w:r>
     </w:p>
     <w:p>

--- a/technical_protection_of_information/практики/1/2026/Документы/18. Уведомление об обработке персональных данных.docx
+++ b/technical_protection_of_information/практики/1/2026/Документы/18. Уведомление об обработке персональных данных.docx
@@ -119,7 +119,7 @@
           <w:i w:val="0"/>
           <w:sz w:val="28"/>
         </w:rPr>
-        <w:t>осуществляет обработку: фамилии, имени, отчества, даты и места рождения, гражданства, сведений о документе, удостоверяющем личность, СНИЛС, ИНН, номеров телефонов, адресов электронной почты, сведений об образовании и стаже работы, сведений о судимости (в объёме, необходимом для лицензирования), — кроме специальных категорий и биометрических персональных данных,</w:t>
+        <w:t>осуществляет обработку: фамилии, имени, отчества, даты и места рождения, гражданства, сведений о документе, удостоверяющем личность, СНИЛС, ИНН, номеров телефонов, адресов электронной почты, сведений об образовании и стаже работы, — кроме специальных категорий и биометрических персональных данных,</w:t>
       </w:r>
     </w:p>
     <w:p>
